--- a/testakten/lumen-studios-insolvenz-strafverfahren/04_Gutachten_Bergmann_18-07-2024.docx
+++ b/testakten/lumen-studios-insolvenz-strafverfahren/04_Gutachten_Bergmann_18-07-2024.docx
@@ -5,84 +5,132 @@
     <w:p>
       <w:pPr>
         <w:pStyle w:val="Heading1"/>
+        <w:spacing w:after="160" w:line="259" w:lineRule="auto"/>
       </w:pPr>
       <w:r>
         <w:rPr>
           <w:rFonts w:ascii="Times New Roman" w:hAnsi="Times New Roman"/>
+          <w:b/>
+          <w:sz w:val="28"/>
         </w:rPr>
         <w:t>Insolvenzeröffnungs-Gutachten gemäß § 5 InsO</w:t>
       </w:r>
     </w:p>
     <w:p>
       <w:pPr>
+        <w:spacing w:before="120" w:after="60" w:line="259" w:lineRule="auto"/>
         <w:jc w:val="left"/>
       </w:pPr>
       <w:r>
         <w:rPr>
+          <w:rFonts w:ascii="Times New Roman" w:hAnsi="Times New Roman"/>
           <w:b/>
+          <w:sz w:val="22"/>
         </w:rPr>
         <w:t>Bergmann · Reuther · von Tannberg Insolvenzverwalter Partnerschaft mbB</w:t>
       </w:r>
     </w:p>
     <w:p>
       <w:pPr>
+        <w:spacing w:before="120" w:after="60" w:line="259" w:lineRule="auto"/>
         <w:jc w:val="left"/>
       </w:pPr>
       <w:r>
+        <w:rPr>
+          <w:rFonts w:ascii="Times New Roman" w:hAnsi="Times New Roman"/>
+          <w:b/>
+          <w:sz w:val="22"/>
+        </w:rPr>
         <w:t>RAin Dr. Claudia Bergmann</w:t>
       </w:r>
     </w:p>
     <w:p>
       <w:pPr>
+        <w:spacing w:before="120" w:after="60" w:line="259" w:lineRule="auto"/>
         <w:jc w:val="left"/>
       </w:pPr>
       <w:r>
+        <w:rPr>
+          <w:rFonts w:ascii="Times New Roman" w:hAnsi="Times New Roman"/>
+          <w:b/>
+          <w:sz w:val="22"/>
+        </w:rPr>
         <w:t>Goethestraße 53 · 60313 Frankfurt am Main</w:t>
       </w:r>
     </w:p>
     <w:p>
       <w:pPr>
+        <w:spacing w:before="120" w:after="60" w:line="259" w:lineRule="auto"/>
         <w:jc w:val="left"/>
       </w:pPr>
       <w:r>
+        <w:rPr>
+          <w:rFonts w:ascii="Times New Roman" w:hAnsi="Times New Roman"/>
+          <w:b/>
+          <w:sz w:val="22"/>
+        </w:rPr>
         <w:t>An das Amtsgericht Frankfurt am Main</w:t>
       </w:r>
     </w:p>
     <w:p>
       <w:pPr>
+        <w:spacing w:before="120" w:after="60" w:line="259" w:lineRule="auto"/>
         <w:jc w:val="left"/>
       </w:pPr>
       <w:r>
+        <w:rPr>
+          <w:rFonts w:ascii="Times New Roman" w:hAnsi="Times New Roman"/>
+          <w:b/>
+          <w:sz w:val="22"/>
+        </w:rPr>
         <w:t>— Insolvenzabteilung —</w:t>
       </w:r>
     </w:p>
     <w:p>
       <w:pPr>
+        <w:spacing w:before="120" w:after="60" w:line="259" w:lineRule="auto"/>
         <w:jc w:val="left"/>
       </w:pPr>
       <w:r>
+        <w:rPr>
+          <w:rFonts w:ascii="Times New Roman" w:hAnsi="Times New Roman"/>
+          <w:b/>
+          <w:sz w:val="22"/>
+        </w:rPr>
         <w:t>Klingerstraße 20</w:t>
       </w:r>
     </w:p>
     <w:p>
       <w:pPr>
+        <w:spacing w:before="120" w:after="60" w:line="259" w:lineRule="auto"/>
         <w:jc w:val="left"/>
       </w:pPr>
       <w:r>
+        <w:rPr>
+          <w:rFonts w:ascii="Times New Roman" w:hAnsi="Times New Roman"/>
+          <w:b/>
+          <w:sz w:val="22"/>
+        </w:rPr>
         <w:t>60313 Frankfurt am Main</w:t>
       </w:r>
     </w:p>
     <w:p>
       <w:pPr>
+        <w:spacing w:line="259" w:lineRule="auto" w:after="60"/>
         <w:jc w:val="left"/>
       </w:pPr>
       <w:r>
         <w:t>Frankfurt am Main, den 18. Juli 2024</w:t>
       </w:r>
     </w:p>
-    <w:p/>
     <w:p>
       <w:pPr>
+        <w:spacing w:line="259" w:lineRule="auto" w:after="60"/>
+      </w:pPr>
+    </w:p>
+    <w:p>
+      <w:pPr>
+        <w:spacing w:line="259" w:lineRule="auto" w:after="60"/>
         <w:jc w:val="left"/>
       </w:pPr>
       <w:r>
@@ -94,6 +142,7 @@
     </w:p>
     <w:p>
       <w:pPr>
+        <w:spacing w:line="259" w:lineRule="auto" w:after="60"/>
         <w:jc w:val="left"/>
       </w:pPr>
       <w:r>
@@ -102,6 +151,7 @@
     </w:p>
     <w:p>
       <w:pPr>
+        <w:spacing w:line="259" w:lineRule="auto" w:after="60"/>
         <w:jc w:val="left"/>
       </w:pPr>
       <w:r>
@@ -110,6 +160,7 @@
     </w:p>
     <w:p>
       <w:pPr>
+        <w:spacing w:line="259" w:lineRule="auto" w:after="60"/>
         <w:jc w:val="left"/>
       </w:pPr>
       <w:r>
@@ -119,6 +170,7 @@
     <w:p>
       <w:pPr>
         <w:pStyle w:val="Heading2"/>
+        <w:spacing w:line="259" w:lineRule="auto" w:after="60"/>
       </w:pPr>
       <w:r>
         <w:rPr>
@@ -130,6 +182,7 @@
     <w:p>
       <w:pPr>
         <w:pStyle w:val="Heading3"/>
+        <w:spacing w:line="259" w:lineRule="auto" w:after="60"/>
       </w:pPr>
       <w:r>
         <w:rPr>
@@ -140,6 +193,7 @@
     </w:p>
     <w:p>
       <w:pPr>
+        <w:spacing w:line="259" w:lineRule="auto" w:after="60"/>
         <w:jc w:val="left"/>
       </w:pPr>
       <w:r>
@@ -149,6 +203,7 @@
     <w:p>
       <w:pPr>
         <w:pStyle w:val="Heading3"/>
+        <w:spacing w:line="259" w:lineRule="auto" w:after="60"/>
       </w:pPr>
       <w:r>
         <w:rPr>
@@ -159,6 +214,7 @@
     </w:p>
     <w:p>
       <w:pPr>
+        <w:spacing w:line="259" w:lineRule="auto" w:after="60"/>
         <w:jc w:val="left"/>
       </w:pPr>
       <w:r>
@@ -168,6 +224,7 @@
     <w:p>
       <w:pPr>
         <w:pStyle w:val="ListBullet"/>
+        <w:spacing w:line="259" w:lineRule="auto" w:after="60"/>
       </w:pPr>
       <w:r>
         <w:t>Vor-Ort-Besuche in den Geschäftsräumen Goethestraße 18 (insgesamt 7 Termine, davon 5 mit Herrn Richter, 4 mit Herrn Weber, 2 mit beiden)</w:t>
@@ -176,6 +233,7 @@
     <w:p>
       <w:pPr>
         <w:pStyle w:val="ListBullet"/>
+        <w:spacing w:line="259" w:lineRule="auto" w:after="60"/>
       </w:pPr>
       <w:r>
         <w:t>Sichtung der vorhandenen Buchhaltungs-Unterlagen (Belegmappe ab 01.01.2024 bis 22.05.2024, Bankauszüge, OPOS-Liste Sparkasse Frankfurt)</w:t>
@@ -184,6 +242,7 @@
     <w:p>
       <w:pPr>
         <w:pStyle w:val="ListBullet"/>
+        <w:spacing w:line="259" w:lineRule="auto" w:after="60"/>
       </w:pPr>
       <w:r>
         <w:t>Übersendung eines strukturierten Fragenkatalogs an beide Geschäftsführer (Antworten Weber am 04.06.2024, Antworten Richter am 12.06.2024)</w:t>
@@ -192,6 +251,7 @@
     <w:p>
       <w:pPr>
         <w:pStyle w:val="ListBullet"/>
+        <w:spacing w:line="259" w:lineRule="auto" w:after="60"/>
       </w:pPr>
       <w:r>
         <w:t>Befragung des bisherigen Steuerberaters StB Wolfgang Hartmann (Hartmann &amp; Partner Steuerberater mbB) am 18.06.2024</w:t>
@@ -200,6 +260,7 @@
     <w:p>
       <w:pPr>
         <w:pStyle w:val="ListBullet"/>
+        <w:spacing w:line="259" w:lineRule="auto" w:after="60"/>
       </w:pPr>
       <w:r>
         <w:t>Befragung des Firmenkundenbetreuers der Sparkasse Frankfurt, Herrn Achim Hagen-Schwarz, am 21.06.2024</w:t>
@@ -208,6 +269,7 @@
     <w:p>
       <w:pPr>
         <w:pStyle w:val="ListBullet"/>
+        <w:spacing w:line="259" w:lineRule="auto" w:after="60"/>
       </w:pPr>
       <w:r>
         <w:t>Sichtung der bisherigen Auftrags- und Honorarbücher (Microsoft Excel, ergänzt)</w:t>
@@ -216,6 +278,7 @@
     <w:p>
       <w:pPr>
         <w:pStyle w:val="ListBullet"/>
+        <w:spacing w:line="259" w:lineRule="auto" w:after="60"/>
       </w:pPr>
       <w:r>
         <w:t>Vermögensaufnahme (Inventar Geschäftsräume Goethestraße 18)</w:t>
@@ -224,6 +287,7 @@
     <w:p>
       <w:pPr>
         <w:pStyle w:val="ListBullet"/>
+        <w:spacing w:line="259" w:lineRule="auto" w:after="60"/>
       </w:pPr>
       <w:r>
         <w:t>Bewertung der laufenden Aufträge auf Realisierbarkeit</w:t>
@@ -232,6 +296,7 @@
     <w:p>
       <w:pPr>
         <w:pStyle w:val="ListBullet"/>
+        <w:spacing w:line="259" w:lineRule="auto" w:after="60"/>
       </w:pPr>
       <w:r>
         <w:t>Kontakt zum von Herrn Richter benannten potentiellen Investor (Dr. Lorenz Petersen, Petersen Family Office GmbH) am 09.07.2024 — siehe Ziffer 5.</w:t>
@@ -240,6 +305,7 @@
     <w:p>
       <w:pPr>
         <w:pStyle w:val="Heading3"/>
+        <w:spacing w:line="259" w:lineRule="auto" w:after="60"/>
       </w:pPr>
       <w:r>
         <w:rPr>
@@ -251,6 +317,7 @@
     <w:p>
       <w:pPr>
         <w:pStyle w:val="Heading3"/>
+        <w:spacing w:line="259" w:lineRule="auto" w:after="60"/>
       </w:pPr>
       <w:r>
         <w:rPr>
@@ -675,6 +742,7 @@
     <w:p>
       <w:pPr>
         <w:pStyle w:val="Heading3"/>
+        <w:spacing w:line="259" w:lineRule="auto" w:after="60"/>
       </w:pPr>
       <w:r>
         <w:rPr>
@@ -1061,6 +1129,7 @@
     <w:p>
       <w:pPr>
         <w:pStyle w:val="Heading3"/>
+        <w:spacing w:line="259" w:lineRule="auto" w:after="60"/>
       </w:pPr>
       <w:r>
         <w:rPr>
@@ -1071,6 +1140,7 @@
     </w:p>
     <w:p>
       <w:pPr>
+        <w:spacing w:line="259" w:lineRule="auto" w:after="60"/>
         <w:jc w:val="left"/>
       </w:pPr>
       <w:r>
@@ -1088,6 +1158,7 @@
     </w:p>
     <w:p>
       <w:pPr>
+        <w:spacing w:line="259" w:lineRule="auto" w:after="60"/>
         <w:jc w:val="left"/>
       </w:pPr>
       <w:r>
@@ -1097,6 +1168,7 @@
     <w:p>
       <w:pPr>
         <w:pStyle w:val="Heading3"/>
+        <w:spacing w:line="259" w:lineRule="auto" w:after="60"/>
       </w:pPr>
       <w:r>
         <w:rPr>
@@ -1107,6 +1179,7 @@
     </w:p>
     <w:p>
       <w:pPr>
+        <w:spacing w:line="259" w:lineRule="auto" w:after="60"/>
         <w:jc w:val="left"/>
       </w:pPr>
       <w:r>
@@ -1125,6 +1198,7 @@
     <w:p>
       <w:pPr>
         <w:pStyle w:val="Heading3"/>
+        <w:spacing w:line="259" w:lineRule="auto" w:after="60"/>
       </w:pPr>
       <w:r>
         <w:rPr>
@@ -1135,6 +1209,7 @@
     </w:p>
     <w:p>
       <w:pPr>
+        <w:spacing w:line="259" w:lineRule="auto" w:after="60"/>
         <w:jc w:val="left"/>
       </w:pPr>
       <w:r>
@@ -1144,6 +1219,7 @@
     <w:p>
       <w:pPr>
         <w:pStyle w:val="ListBullet"/>
+        <w:spacing w:line="259" w:lineRule="auto" w:after="60"/>
       </w:pPr>
       <w:r>
         <w:t>Eine Beteiligungs-Vereinbarung sei zwar in Erwägung gezogen, aber nach Sichtung der vorliegenden Bilanz-Daten und der nun erkennbaren Schuldenlage nicht mehr realistisch.</w:t>
@@ -1152,6 +1228,7 @@
     <w:p>
       <w:pPr>
         <w:pStyle w:val="ListBullet"/>
+        <w:spacing w:line="259" w:lineRule="auto" w:after="60"/>
       </w:pPr>
       <w:r>
         <w:t>Eine Investition iHv EUR 150.000 wäre keinesfalls ausreichend, um die akute Schuldenlage zu bewältigen.</w:t>
@@ -1160,6 +1237,7 @@
     <w:p>
       <w:pPr>
         <w:pStyle w:val="ListBullet"/>
+        <w:spacing w:line="259" w:lineRule="auto" w:after="60"/>
       </w:pPr>
       <w:r>
         <w:t>Petersen erwäge allenfalls eine Übernahme von Vermögenswerten (Marke "LUMEN", Kunden-Stammdaten) im Rahmen eines Asset Deals nach Eröffnung des Insolvenzverfahrens. Hierzu sei er bereit, ein Angebot über ca. EUR 25.000 abzugeben.</w:t>
@@ -1167,6 +1245,7 @@
     </w:p>
     <w:p>
       <w:pPr>
+        <w:spacing w:line="259" w:lineRule="auto" w:after="60"/>
         <w:jc w:val="left"/>
       </w:pPr>
       <w:r>
@@ -1176,6 +1255,7 @@
     <w:p>
       <w:pPr>
         <w:pStyle w:val="Heading3"/>
+        <w:spacing w:line="259" w:lineRule="auto" w:after="60"/>
       </w:pPr>
       <w:r>
         <w:rPr>
@@ -1186,6 +1266,7 @@
     </w:p>
     <w:p>
       <w:pPr>
+        <w:spacing w:line="259" w:lineRule="auto" w:after="60"/>
         <w:jc w:val="left"/>
       </w:pPr>
       <w:r>
@@ -1194,6 +1275,7 @@
     </w:p>
     <w:p>
       <w:pPr>
+        <w:spacing w:line="259" w:lineRule="auto" w:after="60"/>
         <w:jc w:val="left"/>
       </w:pPr>
       <w:r>
@@ -1203,6 +1285,7 @@
     <w:p>
       <w:pPr>
         <w:pStyle w:val="Heading3"/>
+        <w:spacing w:line="259" w:lineRule="auto" w:after="60"/>
       </w:pPr>
       <w:r>
         <w:rPr>
@@ -1213,6 +1296,7 @@
     </w:p>
     <w:p>
       <w:pPr>
+        <w:spacing w:line="259" w:lineRule="auto" w:after="60"/>
         <w:jc w:val="left"/>
       </w:pPr>
       <w:r>
@@ -1222,6 +1306,7 @@
     <w:p>
       <w:pPr>
         <w:pStyle w:val="ListBullet"/>
+        <w:spacing w:line="259" w:lineRule="auto" w:after="60"/>
       </w:pPr>
       <w:r>
         <w:t>Vorhanden: Belegmappe (chronologisch, aber nicht systematisch erfasst); Bankauszüge; einige Excel-Dateien</w:t>
@@ -1230,6 +1315,7 @@
     <w:p>
       <w:pPr>
         <w:pStyle w:val="ListBullet"/>
+        <w:spacing w:line="259" w:lineRule="auto" w:after="60"/>
       </w:pPr>
       <w:r>
         <w:t>Nicht vorhanden: ordnungsgemäße Buchführung (DATEV oder vergleichbar) ab Oktober 2023; Inventar zum 31.12.2023; Jahresabschluss 2023; Bilanz; GuV</w:t>
@@ -1238,6 +1324,7 @@
     <w:p>
       <w:pPr>
         <w:pStyle w:val="ListBullet"/>
+        <w:spacing w:line="259" w:lineRule="auto" w:after="60"/>
       </w:pPr>
       <w:r>
         <w:t>Steuerberater Hartmann hat sein Mandat am 22.11.2023 niedergelegt wegen "mangelnder Mitwirkung". Eine Nachfolge wurde nicht beauftragt.</w:t>
@@ -1246,6 +1333,7 @@
     <w:p>
       <w:pPr>
         <w:pStyle w:val="ListBullet"/>
+        <w:spacing w:line="259" w:lineRule="auto" w:after="60"/>
       </w:pPr>
       <w:r>
         <w:t>Die laufende Lohnbuchhaltung wurde durch eine externe Lohnbuchhalterin (Frau Andrea Sturm) bis April 2024 noch fortgeführt; SV- und Lohnsteuer-Anmeldungen wurden erstattet, aber nicht alle Zahlungen durchgeführt.</w:t>
@@ -1253,6 +1341,7 @@
     </w:p>
     <w:p>
       <w:pPr>
+        <w:spacing w:line="259" w:lineRule="auto" w:after="60"/>
         <w:jc w:val="left"/>
       </w:pPr>
       <w:r>
@@ -1261,6 +1350,7 @@
     </w:p>
     <w:p>
       <w:pPr>
+        <w:spacing w:line="259" w:lineRule="auto" w:after="60"/>
         <w:jc w:val="left"/>
       </w:pPr>
       <w:r>
@@ -1273,6 +1363,7 @@
     <w:p>
       <w:pPr>
         <w:pStyle w:val="Heading3"/>
+        <w:spacing w:line="259" w:lineRule="auto" w:after="60"/>
       </w:pPr>
       <w:r>
         <w:rPr>
@@ -1283,6 +1374,7 @@
     </w:p>
     <w:p>
       <w:pPr>
+        <w:spacing w:line="259" w:lineRule="auto" w:after="60"/>
         <w:jc w:val="left"/>
       </w:pPr>
       <w:r>
@@ -1292,6 +1384,7 @@
     <w:p>
       <w:pPr>
         <w:pStyle w:val="ListBullet"/>
+        <w:spacing w:line="259" w:lineRule="auto" w:after="60"/>
       </w:pPr>
       <w:r>
         <w:t>Verwertbares Aktiv-Vermögen (realistisch): EUR 75.971</w:t>
@@ -1300,6 +1393,7 @@
     <w:p>
       <w:pPr>
         <w:pStyle w:val="ListBullet"/>
+        <w:spacing w:line="259" w:lineRule="auto" w:after="60"/>
       </w:pPr>
       <w:r>
         <w:t>Erwarteter Verwertungs-Verlauf: Asset-Deal mit Petersen Family Office (EUR 25.000) plus Forderungs-Beitreibung (EUR 25.704) plus Anlage-Verkauf (EUR 38.400) plus Vorräte (EUR 4.200) = EUR 93.304 Bruttoerlös</w:t>
@@ -1308,6 +1402,7 @@
     <w:p>
       <w:pPr>
         <w:pStyle w:val="ListBullet"/>
+        <w:spacing w:line="259" w:lineRule="auto" w:after="60"/>
       </w:pPr>
       <w:r>
         <w:t>./. Vergütung vorläufige Insolvenzverwaltung (EUR 18.000)</w:t>
@@ -1316,6 +1411,7 @@
     <w:p>
       <w:pPr>
         <w:pStyle w:val="ListBullet"/>
+        <w:spacing w:line="259" w:lineRule="auto" w:after="60"/>
       </w:pPr>
       <w:r>
         <w:t>./. Vergütung Insolvenzverwalter (Stundungsantrag bei Eröffnung; nach Schätzung EUR 32.000)</w:t>
@@ -1324,6 +1420,7 @@
     <w:p>
       <w:pPr>
         <w:pStyle w:val="ListBullet"/>
+        <w:spacing w:line="259" w:lineRule="auto" w:after="60"/>
       </w:pPr>
       <w:r>
         <w:t>./. Massekosten Eröffnung (Gerichtskosten, Auslagen ca. EUR 4.000)</w:t>
@@ -1332,6 +1429,7 @@
     <w:p>
       <w:pPr>
         <w:pStyle w:val="ListBullet"/>
+        <w:spacing w:line="259" w:lineRule="auto" w:after="60"/>
       </w:pPr>
       <w:r>
         <w:t>./. Anwalts- und Gutachterkosten Verfahren (ca. EUR 6.000)</w:t>
@@ -1340,6 +1438,7 @@
     <w:p>
       <w:pPr>
         <w:pStyle w:val="ListBullet"/>
+        <w:spacing w:line="259" w:lineRule="auto" w:after="60"/>
       </w:pPr>
       <w:r>
         <w:t>= voraussichtlich verteilbare Masse: EUR 33.304</w:t>
@@ -1347,6 +1446,7 @@
     </w:p>
     <w:p>
       <w:pPr>
+        <w:spacing w:line="259" w:lineRule="auto" w:after="60"/>
         <w:jc w:val="left"/>
       </w:pPr>
       <w:r>
@@ -1364,6 +1464,7 @@
     </w:p>
     <w:p>
       <w:pPr>
+        <w:spacing w:line="259" w:lineRule="auto" w:after="60"/>
         <w:jc w:val="left"/>
       </w:pPr>
       <w:r>
@@ -1376,6 +1477,7 @@
     <w:p>
       <w:pPr>
         <w:pStyle w:val="Heading3"/>
+        <w:spacing w:line="259" w:lineRule="auto" w:after="60"/>
       </w:pPr>
       <w:r>
         <w:rPr>
@@ -1387,6 +1489,7 @@
     <w:p>
       <w:pPr>
         <w:pStyle w:val="ListNumber"/>
+        <w:spacing w:line="259" w:lineRule="auto" w:after="60"/>
       </w:pPr>
       <w:r>
         <w:rPr>
@@ -1401,6 +1504,7 @@
     <w:p>
       <w:pPr>
         <w:pStyle w:val="ListNumber"/>
+        <w:spacing w:line="259" w:lineRule="auto" w:after="60"/>
       </w:pPr>
       <w:r>
         <w:rPr>
@@ -1415,6 +1519,7 @@
     <w:p>
       <w:pPr>
         <w:pStyle w:val="ListNumber"/>
+        <w:spacing w:line="259" w:lineRule="auto" w:after="60"/>
       </w:pPr>
       <w:r>
         <w:rPr>
@@ -1429,6 +1534,7 @@
     <w:p>
       <w:pPr>
         <w:pStyle w:val="ListNumber"/>
+        <w:spacing w:line="259" w:lineRule="auto" w:after="60"/>
       </w:pPr>
       <w:r>
         <w:rPr>
@@ -1443,6 +1549,7 @@
     <w:p>
       <w:pPr>
         <w:pStyle w:val="ListNumber"/>
+        <w:spacing w:line="259" w:lineRule="auto" w:after="60"/>
       </w:pPr>
       <w:r>
         <w:rPr>
@@ -1457,6 +1564,7 @@
     <w:p>
       <w:pPr>
         <w:pStyle w:val="Heading3"/>
+        <w:spacing w:line="259" w:lineRule="auto" w:after="60"/>
       </w:pPr>
       <w:r>
         <w:rPr>
@@ -1467,15 +1575,21 @@
     </w:p>
     <w:p>
       <w:pPr>
+        <w:spacing w:line="259" w:lineRule="auto" w:after="60"/>
         <w:jc w:val="left"/>
       </w:pPr>
       <w:r>
         <w:t>Mein Vergütungsanspruch für die vorläufige Tätigkeit beträgt nach § 11 InsVV iVm § 2 Abs. 2 InsVV (Mindest-Vergütung): EUR 18.247,80 (inkl. Auslagen 4 % + USt 19 %). Bei Massearmut ist dieser Anspruch ggf. durch Stundung der Gerichtskasse zu erstatten — gesonderter Festsetzungsantrag wird mit Abschlussbericht gestellt.</w:t>
       </w:r>
     </w:p>
-    <w:p/>
     <w:p>
       <w:pPr>
+        <w:spacing w:line="259" w:lineRule="auto" w:after="60"/>
+      </w:pPr>
+    </w:p>
+    <w:p>
+      <w:pPr>
+        <w:spacing w:line="259" w:lineRule="auto" w:after="60"/>
         <w:jc w:val="left"/>
       </w:pPr>
       <w:r>
@@ -1484,6 +1598,7 @@
     </w:p>
     <w:p>
       <w:pPr>
+        <w:spacing w:line="259" w:lineRule="auto" w:after="60"/>
         <w:jc w:val="left"/>
       </w:pPr>
       <w:r>
@@ -1492,6 +1607,7 @@
     </w:p>
     <w:p>
       <w:pPr>
+        <w:spacing w:line="259" w:lineRule="auto" w:after="60"/>
         <w:jc w:val="left"/>
       </w:pPr>
       <w:r>
@@ -1500,15 +1616,21 @@
     </w:p>
     <w:p>
       <w:pPr>
+        <w:spacing w:line="259" w:lineRule="auto" w:after="60"/>
         <w:jc w:val="left"/>
       </w:pPr>
       <w:r>
         <w:t>vorläufige Insolvenzverwalterin</w:t>
       </w:r>
     </w:p>
-    <w:p/>
     <w:p>
       <w:pPr>
+        <w:spacing w:line="259" w:lineRule="auto" w:after="60"/>
+      </w:pPr>
+    </w:p>
+    <w:p>
+      <w:pPr>
+        <w:spacing w:line="259" w:lineRule="auto" w:after="60"/>
         <w:jc w:val="left"/>
       </w:pPr>
       <w:r>
@@ -1521,6 +1643,7 @@
     <w:p>
       <w:pPr>
         <w:pStyle w:val="ListBullet"/>
+        <w:spacing w:line="259" w:lineRule="auto" w:after="60"/>
       </w:pPr>
       <w:r>
         <w:t>G1: Korrespondenz Petersen Family Office GmbH (E-Mail-Auszug 09.07.2024)</w:t>
@@ -1529,6 +1652,7 @@
     <w:p>
       <w:pPr>
         <w:pStyle w:val="ListBullet"/>
+        <w:spacing w:line="259" w:lineRule="auto" w:after="60"/>
       </w:pPr>
       <w:r>
         <w:t>G2: Vermerk Telefonat FA Frankfurt I, Frau Wendler, 02.07.2024</w:t>
@@ -1537,6 +1661,7 @@
     <w:p>
       <w:pPr>
         <w:pStyle w:val="ListBullet"/>
+        <w:spacing w:line="259" w:lineRule="auto" w:after="60"/>
       </w:pPr>
       <w:r>
         <w:t>G3: Vermerk Gespräch Sparkasse Frankfurt, Herr Hagen-Schwarz, 21.06.2024</w:t>
@@ -1545,6 +1670,7 @@
     <w:p>
       <w:pPr>
         <w:pStyle w:val="ListBullet"/>
+        <w:spacing w:line="259" w:lineRule="auto" w:after="60"/>
       </w:pPr>
       <w:r>
         <w:t>G4: Vermögensaufstellung Aktiv-Passiv detailliert</w:t>
@@ -1553,6 +1679,7 @@
     <w:p>
       <w:pPr>
         <w:pStyle w:val="ListBullet"/>
+        <w:spacing w:line="259" w:lineRule="auto" w:after="60"/>
       </w:pPr>
       <w:r>
         <w:t>G5: Vermerk Gespräch StB Hartmann, 18.06.2024</w:t>
@@ -1561,19 +1688,65 @@
     <w:p>
       <w:pPr>
         <w:pStyle w:val="ListBullet"/>
+        <w:spacing w:line="259" w:lineRule="auto" w:after="60"/>
       </w:pPr>
       <w:r>
         <w:t>G6: Zusammenstellung Buchhaltungs-Belege ab 01.10.2023</w:t>
       </w:r>
     </w:p>
     <w:sectPr>
+      <w:headerReference w:type="default" r:id="rId9"/>
+      <w:footerReference w:type="default" r:id="rId10"/>
       <w:pgSz w:w="11906" w:h="16838"/>
-      <w:pgMar w:top="1417" w:right="1417" w:bottom="1417" w:left="1417" w:header="720" w:footer="720" w:gutter="0"/>
+      <w:pgMar w:top="1191" w:right="1247" w:bottom="1134" w:left="1361" w:header="720" w:footer="720" w:gutter="0"/>
       <w:cols w:space="720"/>
       <w:docGrid w:linePitch="360"/>
     </w:sectPr>
   </w:body>
 </w:document>
+</file>
+
+<file path=word/footer1.xml><?xml version="1.0" encoding="utf-8"?>
+<w:ftr xmlns:m="http://schemas.openxmlformats.org/officeDocument/2006/math" xmlns:mc="http://schemas.openxmlformats.org/markup-compatibility/2006" xmlns:mo="http://schemas.microsoft.com/office/mac/office/2008/main" xmlns:mv="urn:schemas-microsoft-com:mac:vml" xmlns:o="urn:schemas-microsoft-com:office:office" xmlns:r="http://schemas.openxmlformats.org/officeDocument/2006/relationships" xmlns:v="urn:schemas-microsoft-com:vml" xmlns:w10="urn:schemas-microsoft-com:office:word" xmlns:w14="http://schemas.microsoft.com/office/word/2010/wordml" xmlns:w="http://schemas.openxmlformats.org/wordprocessingml/2006/main" xmlns:wne="http://schemas.microsoft.com/office/word/2006/wordml" xmlns:wp14="http://schemas.microsoft.com/office/word/2010/wordprocessingDrawing" xmlns:wp="http://schemas.openxmlformats.org/drawingml/2006/wordprocessingDrawing" xmlns:wpc="http://schemas.microsoft.com/office/word/2010/wordprocessingCanvas" xmlns:wpg="http://schemas.microsoft.com/office/word/2010/wordprocessingGroup" xmlns:wpi="http://schemas.microsoft.com/office/word/2010/wordprocessingInk" xmlns:wps="http://schemas.microsoft.com/office/word/2010/wordprocessingShape" mc:Ignorable="w14 wp14">
+  <w:p>
+    <w:pPr>
+      <w:pStyle w:val="Footer"/>
+      <w:jc w:val="left"/>
+    </w:pPr>
+    <w:r/>
+    <w:r>
+      <w:rPr>
+        <w:rFonts w:ascii="Times New Roman" w:hAnsi="Times New Roman"/>
+        <w:b w:val="0"/>
+        <w:color w:val="777777"/>
+        <w:sz w:val="17"/>
+      </w:rPr>
+      <w:t>Vertraulich | Bearbeitungsstand Juli 2026 | nur zur Aktenbearbeitung</w:t>
+    </w:r>
+  </w:p>
+</w:ftr>
+</file>
+
+<file path=word/header1.xml><?xml version="1.0" encoding="utf-8"?>
+<w:hdr xmlns:m="http://schemas.openxmlformats.org/officeDocument/2006/math" xmlns:mc="http://schemas.openxmlformats.org/markup-compatibility/2006" xmlns:mo="http://schemas.microsoft.com/office/mac/office/2008/main" xmlns:mv="urn:schemas-microsoft-com:mac:vml" xmlns:o="urn:schemas-microsoft-com:office:office" xmlns:r="http://schemas.openxmlformats.org/officeDocument/2006/relationships" xmlns:v="urn:schemas-microsoft-com:vml" xmlns:w10="urn:schemas-microsoft-com:office:word" xmlns:w14="http://schemas.microsoft.com/office/word/2010/wordml" xmlns:w="http://schemas.openxmlformats.org/wordprocessingml/2006/main" xmlns:wne="http://schemas.microsoft.com/office/word/2006/wordml" xmlns:wp14="http://schemas.microsoft.com/office/word/2010/wordprocessingDrawing" xmlns:wp="http://schemas.openxmlformats.org/drawingml/2006/wordprocessingDrawing" xmlns:wpc="http://schemas.microsoft.com/office/word/2010/wordprocessingCanvas" xmlns:wpg="http://schemas.microsoft.com/office/word/2010/wordprocessingGroup" xmlns:wpi="http://schemas.microsoft.com/office/word/2010/wordprocessingInk" xmlns:wps="http://schemas.microsoft.com/office/word/2010/wordprocessingShape" mc:Ignorable="w14 wp14">
+  <w:p>
+    <w:pPr>
+      <w:pStyle w:val="Header"/>
+      <w:jc w:val="left"/>
+    </w:pPr>
+    <w:r/>
+    <w:r>
+      <w:rPr>
+        <w:rFonts w:ascii="Times New Roman" w:hAnsi="Times New Roman"/>
+        <w:b w:val="0"/>
+        <w:i w:val="0"/>
+        <w:color w:val="666666"/>
+        <w:sz w:val="17"/>
+      </w:rPr>
+      <w:t>Lindenhof und Partner mbB | Insolvenz- und Restrukturierungsakte | Bearbeitungsstand Juli 2026</w:t>
+    </w:r>
+  </w:p>
+</w:hdr>
 </file>
 
 <file path=word/numbering.xml><?xml version="1.0" encoding="utf-8"?>
@@ -2290,11 +2463,12 @@
       <w:contextualSpacing/>
     </w:pPr>
     <w:rPr>
-      <w:rFonts w:asciiTheme="majorHAnsi" w:eastAsiaTheme="majorEastAsia" w:hAnsiTheme="majorHAnsi" w:cstheme="majorBidi"/>
+      <w:rFonts w:asciiTheme="majorHAnsi" w:eastAsiaTheme="majorEastAsia" w:hAnsiTheme="majorHAnsi" w:cstheme="majorBidi" w:ascii="Times New Roman" w:hAnsi="Times New Roman"/>
+      <w:b/>
       <w:color w:val="17365D" w:themeColor="text2" w:themeShade="BF"/>
       <w:spacing w:val="5"/>
       <w:kern w:val="28"/>
-      <w:sz w:val="52"/>
+      <w:sz w:val="30"/>
       <w:szCs w:val="52"/>
     </w:rPr>
   </w:style>
